--- a/requisitos/Especificacion_Requisitos.docx
+++ b/requisitos/Especificacion_Requisitos.docx
@@ -129,7 +129,7 @@
           <w:noProof/>
         </w:rPr>
         <w:drawing>
-          <wp:inline distT="0" distB="0" distL="0" distR="0" wp14:anchorId="4F4E23C6" wp14:editId="7528CC78">
+          <wp:inline distT="0" distB="0" distL="0" distR="0" wp14:anchorId="4F4E23C6" wp14:editId="71271C57">
             <wp:extent cx="5387340" cy="1211580"/>
             <wp:effectExtent l="0" t="0" r="3810" b="7620"/>
             <wp:docPr id="94320057" name="Picture 1"/>
@@ -678,12 +678,10 @@
         </w:numPr>
         <w:jc w:val="both"/>
       </w:pPr>
-      <w:proofErr w:type="spellStart"/>
       <w:r>
         <w:lastRenderedPageBreak/>
         <w:t>ConOps</w:t>
       </w:r>
-      <w:proofErr w:type="spellEnd"/>
     </w:p>
     <w:p>
       <w:r>
@@ -759,10 +757,16 @@
         <w:t>una de la sección de estacionamiento CV1 o CV2</w:t>
       </w:r>
       <w:r>
-        <w:t xml:space="preserve">. Para ello, se tendrá que comprobar que </w:t>
-      </w:r>
-      <w:r>
-        <w:t>una de las dos secciones</w:t>
+        <w:t xml:space="preserve">. Para ello, se tendrá que comprobar </w:t>
+      </w:r>
+      <w:r>
+        <w:t>si la sección</w:t>
+      </w:r>
+      <w:r>
+        <w:t xml:space="preserve"> se</w:t>
+      </w:r>
+      <w:r>
+        <w:t>cción de destino, ya sea</w:t>
       </w:r>
       <w:r>
         <w:t xml:space="preserve"> CV1 o CV2</w:t>
@@ -771,7 +775,7 @@
         <w:t xml:space="preserve"> está</w:t>
       </w:r>
       <w:r>
-        <w:t>n libres</w:t>
+        <w:t xml:space="preserve"> libre</w:t>
       </w:r>
       <w:r>
         <w:t>, además de todas las secciones por las que se tienen pasar (CVE’1, CVE1, CVA1 o CVE’2, CVE2, CVA2). Posteriormente se reservarán dicha ruta para su uso, impidiendo que se establezca otro movimiento.</w:t>
@@ -876,11 +880,9 @@
       <w:r>
         <w:t xml:space="preserve">Tras reservar todas las secciones para su uso y establecer la ruta, se posicionan las agujas necesarias 1 o 2 en la posición pertinente para efectuar la salida. En caso de que la salida se efectúe desde la sección CV1 cualquiera de las dos agujas que se necesite se establecerá a posición normal, y si se establece desde la sección CV2 se establecerá la aguja requerida a posición normal. Dependiendo de </w:t>
       </w:r>
-      <w:proofErr w:type="spellStart"/>
-      <w:r>
-        <w:t>cual</w:t>
-      </w:r>
-      <w:proofErr w:type="spellEnd"/>
+      <w:r>
+        <w:t>cuál</w:t>
+      </w:r>
       <w:r>
         <w:t xml:space="preserve"> sea la dirección de salida: Si se establece </w:t>
       </w:r>
@@ -2622,7 +2624,37 @@
         <w:t xml:space="preserve">: </w:t>
       </w:r>
       <w:r>
-        <w:t>Siempre que una sección de vía esté ocupada por un vehículo, la sección anterior estará reservada por el sistema para asegurar una distancia de seguridad.</w:t>
+        <w:t>Siempre que una sección de vía esté ocupada por un vehículo, la</w:t>
+      </w:r>
+      <w:r>
+        <w:t>s</w:t>
+      </w:r>
+      <w:r>
+        <w:t xml:space="preserve"> secci</w:t>
+      </w:r>
+      <w:r>
+        <w:t>ones</w:t>
+      </w:r>
+      <w:r>
+        <w:t xml:space="preserve"> anterior</w:t>
+      </w:r>
+      <w:r>
+        <w:t>es</w:t>
+      </w:r>
+      <w:r>
+        <w:t xml:space="preserve"> estará</w:t>
+      </w:r>
+      <w:r>
+        <w:t>n</w:t>
+      </w:r>
+      <w:r>
+        <w:t xml:space="preserve"> reservada</w:t>
+      </w:r>
+      <w:r>
+        <w:t>s</w:t>
+      </w:r>
+      <w:r>
+        <w:t xml:space="preserve"> por el sistema para asegurar una distancia de seguridad.</w:t>
       </w:r>
     </w:p>
     <w:p>
@@ -2674,7 +2706,25 @@
           <w:i/>
           <w:iCs/>
         </w:rPr>
-        <w:t xml:space="preserve">Escape de Materia: </w:t>
+        <w:t>Escape de Materia</w:t>
+      </w:r>
+      <w:r>
+        <w:rPr>
+          <w:b/>
+          <w:bCs/>
+          <w:i/>
+          <w:iCs/>
+        </w:rPr>
+        <w:t>l</w:t>
+      </w:r>
+      <w:r>
+        <w:rPr>
+          <w:b/>
+          <w:bCs/>
+          <w:i/>
+          <w:iCs/>
+        </w:rPr>
+        <w:t xml:space="preserve">: </w:t>
       </w:r>
       <w:r>
         <w:t xml:space="preserve">En esta sección se contemplarán los casos básicos donde se ocupa una sección intempestivamente y </w:t>

--- a/requisitos/Especificacion_Requisitos.docx
+++ b/requisitos/Especificacion_Requisitos.docx
@@ -129,7 +129,7 @@
           <w:noProof/>
         </w:rPr>
         <w:drawing>
-          <wp:inline distT="0" distB="0" distL="0" distR="0" wp14:anchorId="4F4E23C6" wp14:editId="71271C57">
+          <wp:inline distT="0" distB="0" distL="0" distR="0" wp14:anchorId="4F4E23C6" wp14:editId="5BB5444A">
             <wp:extent cx="5387340" cy="1211580"/>
             <wp:effectExtent l="0" t="0" r="3810" b="7620"/>
             <wp:docPr id="94320057" name="Picture 1"/>
@@ -1602,126 +1602,25 @@
           <w:b/>
           <w:bCs/>
         </w:rPr>
-        <w:t>MO-3</w:t>
-      </w:r>
-      <w:r>
-        <w:rPr>
-          <w:b/>
-          <w:bCs/>
-        </w:rPr>
-        <w:t>0</w:t>
-      </w:r>
-      <w:r>
-        <w:rPr>
-          <w:b/>
-          <w:bCs/>
-        </w:rPr>
-        <w:t>:</w:t>
-      </w:r>
-      <w:r>
-        <w:t xml:space="preserve"> Para establecer movimientos de paso en una estación</w:t>
-      </w:r>
-      <w:r>
-        <w:t>,</w:t>
-      </w:r>
-      <w:r>
-        <w:t xml:space="preserve"> </w:t>
-      </w:r>
-      <w:r>
-        <w:t>el sistema</w:t>
-      </w:r>
-      <w:r>
-        <w:t xml:space="preserve"> deberá especificar que es un movimiento </w:t>
-      </w:r>
-      <w:r>
-        <w:t>de entrada a una sección de estacionamiento y un movimiento de salida desde la misma consecutivamente</w:t>
-      </w:r>
-      <w:r>
-        <w:t xml:space="preserve">. </w:t>
-      </w:r>
-    </w:p>
-    <w:p>
-      <w:pPr>
-        <w:ind w:left="708"/>
-        <w:jc w:val="both"/>
-      </w:pPr>
-      <w:r>
-        <w:rPr>
-          <w:b/>
-          <w:bCs/>
-        </w:rPr>
-        <w:t>MO-3</w:t>
-      </w:r>
-      <w:r>
-        <w:rPr>
-          <w:b/>
-          <w:bCs/>
-        </w:rPr>
-        <w:t>0</w:t>
-      </w:r>
-      <w:r>
-        <w:rPr>
-          <w:b/>
-          <w:bCs/>
-        </w:rPr>
-        <w:t>.1:</w:t>
-      </w:r>
-      <w:r>
-        <w:t xml:space="preserve"> </w:t>
-      </w:r>
-      <w:r>
-        <w:t xml:space="preserve">En caso de que la </w:t>
-      </w:r>
-      <w:r>
-        <w:t xml:space="preserve">vía directa CV1 </w:t>
-      </w:r>
-      <w:r>
-        <w:t xml:space="preserve">no esté disponible, se deberá desglosar el </w:t>
-      </w:r>
-      <w:r>
-        <w:t>movimiento en</w:t>
-      </w:r>
-      <w:r>
-        <w:t xml:space="preserve">: </w:t>
-      </w:r>
-    </w:p>
-    <w:p>
-      <w:pPr>
-        <w:pStyle w:val="ListParagraph"/>
-        <w:numPr>
-          <w:ilvl w:val="0"/>
-          <w:numId w:val="43"/>
-        </w:numPr>
-        <w:jc w:val="both"/>
-      </w:pPr>
-      <w:r>
-        <w:lastRenderedPageBreak/>
-        <w:t xml:space="preserve">un movimiento de entrada a una </w:t>
-      </w:r>
-      <w:r>
-        <w:t>vía</w:t>
-      </w:r>
-      <w:r>
-        <w:t xml:space="preserve"> de apartado.</w:t>
-      </w:r>
-    </w:p>
-    <w:p>
-      <w:pPr>
-        <w:pStyle w:val="ListParagraph"/>
-        <w:numPr>
-          <w:ilvl w:val="0"/>
-          <w:numId w:val="43"/>
-        </w:numPr>
-        <w:jc w:val="both"/>
-      </w:pPr>
-      <w:r>
-        <w:t>un movimiento de salida hacia el bloqueo colateral pertinente</w:t>
-      </w:r>
-      <w:r>
-        <w:t xml:space="preserve"> tras 30s</w:t>
-      </w:r>
-      <w:r>
-        <w:t>.</w:t>
+        <w:t>MO-30:</w:t>
+      </w:r>
+      <w:r>
+        <w:t xml:space="preserve"> Tras establecer un movimiento, mientras se realiza un paso de tren se cambiará los estados de las secciones a estado de protección.</w:t>
+      </w:r>
+    </w:p>
+    <w:p>
+      <w:pPr>
+        <w:jc w:val="both"/>
+      </w:pPr>
+      <w:r>
+        <w:rPr>
+          <w:b/>
+          <w:bCs/>
+        </w:rPr>
+        <w:t>M-40:</w:t>
+      </w:r>
+      <w:r>
+        <w:t xml:space="preserve"> Una vez finalizado el movimiento, se disolverá dicha ruta y se liberarán todas las secciones de vía para un nuevo uso.</w:t>
       </w:r>
     </w:p>
     <w:p>
@@ -1735,6 +1634,7 @@
           <w:i/>
           <w:iCs/>
         </w:rPr>
+        <w:lastRenderedPageBreak/>
         <w:t>Requisitos de m</w:t>
       </w:r>
       <w:r>
@@ -2522,7 +2422,6 @@
           <w:b/>
           <w:bCs/>
         </w:rPr>
-        <w:lastRenderedPageBreak/>
         <w:t>D</w:t>
       </w:r>
       <w:r>
@@ -2566,6 +2465,7 @@
         <w:jc w:val="both"/>
       </w:pPr>
       <w:r>
+        <w:lastRenderedPageBreak/>
         <w:t>Ocupado</w:t>
       </w:r>
     </w:p>
@@ -2624,7 +2524,16 @@
         <w:t xml:space="preserve">: </w:t>
       </w:r>
       <w:r>
-        <w:t>Siempre que una sección de vía esté ocupada por un vehículo, la</w:t>
+        <w:t>Siempre que una sección de vía esté ocupada por un vehículo</w:t>
+      </w:r>
+      <w:r>
+        <w:t xml:space="preserve"> sobre un movimiento previamente </w:t>
+      </w:r>
+      <w:r>
+        <w:t>establecido</w:t>
+      </w:r>
+      <w:r>
+        <w:t>, la</w:t>
       </w:r>
       <w:r>
         <w:t>s</w:t>
@@ -2685,6 +2594,44 @@
       <w:r>
         <w:t>: Siempre que el sistema establezca un movimiento, el sistema bloqueará la sección siguiente a la sección perteneciente al final de movimiento. Estableciendo una protección ante un deslizamiento del tren.</w:t>
       </w:r>
+    </w:p>
+    <w:p>
+      <w:pPr>
+        <w:jc w:val="both"/>
+      </w:pPr>
+      <w:r>
+        <w:rPr>
+          <w:b/>
+          <w:bCs/>
+        </w:rPr>
+        <w:t>PR-30:</w:t>
+      </w:r>
+      <w:r>
+        <w:t xml:space="preserve"> Cuando esté establecido un movimiento de entrada, no se podrá establecer un movimiento sobre las secciones </w:t>
+      </w:r>
+      <w:r>
+        <w:t>protegidas.</w:t>
+      </w:r>
+    </w:p>
+    <w:p>
+      <w:pPr>
+        <w:jc w:val="both"/>
+      </w:pPr>
+      <w:r>
+        <w:rPr>
+          <w:b/>
+          <w:bCs/>
+        </w:rPr>
+        <w:t>PR-40:</w:t>
+      </w:r>
+      <w:r>
+        <w:t xml:space="preserve"> Cuando esté establecido un movimiento de entrada, no se establecerá el movimiento mientras la sección establecida como deslizamiento esté establecida.</w:t>
+      </w:r>
+    </w:p>
+    <w:p>
+      <w:pPr>
+        <w:jc w:val="both"/>
+      </w:pPr>
     </w:p>
     <w:p>
       <w:pPr>
@@ -2789,6 +2736,22 @@
     </w:p>
     <w:p>
       <w:pPr>
+        <w:ind w:left="708"/>
+        <w:jc w:val="both"/>
+      </w:pPr>
+      <w:r>
+        <w:rPr>
+          <w:b/>
+          <w:bCs/>
+        </w:rPr>
+        <w:t>EM-10.1:</w:t>
+      </w:r>
+      <w:r>
+        <w:t xml:space="preserve"> Para detectar escape de material, se tiene que detectar la ocupación de las secciones de entra y avanzada simultáneamente sin tener un movimiento establecido. </w:t>
+      </w:r>
+    </w:p>
+    <w:p>
+      <w:pPr>
         <w:jc w:val="both"/>
       </w:pPr>
       <w:r>
@@ -2803,22 +2766,6 @@
       </w:r>
       <w:r>
         <w:t>En caso de que el sistema detecte una secuencia de ocupación en los circuitos de avanzada de la estación, deberá de cerrar todas las señales de salida y entrada de la estación.</w:t>
-      </w:r>
-    </w:p>
-    <w:p>
-      <w:pPr>
-        <w:ind w:left="708"/>
-        <w:jc w:val="both"/>
-      </w:pPr>
-      <w:r>
-        <w:rPr>
-          <w:b/>
-          <w:bCs/>
-        </w:rPr>
-        <w:t>EM-20.1:</w:t>
-      </w:r>
-      <w:r>
-        <w:t xml:space="preserve"> Tras ocuparse la sección de entrada se deberá de establecer un movimiento de entrada.</w:t>
       </w:r>
     </w:p>
     <w:p>
@@ -3089,6 +3036,7 @@
           <w:b/>
           <w:bCs/>
         </w:rPr>
+        <w:lastRenderedPageBreak/>
         <w:t>Movimientos de salida</w:t>
       </w:r>
       <w:r>
@@ -3157,7 +3105,6 @@
         <w:jc w:val="both"/>
       </w:pPr>
       <w:r>
-        <w:lastRenderedPageBreak/>
         <w:t xml:space="preserve">M S1/2 B </w:t>
       </w:r>
     </w:p>
@@ -9639,7 +9586,6 @@
   <w:style w:type="character" w:default="1" w:styleId="DefaultParagraphFont">
     <w:name w:val="Default Paragraph Font"/>
     <w:uiPriority w:val="1"/>
-    <w:semiHidden/>
     <w:unhideWhenUsed/>
   </w:style>
   <w:style w:type="table" w:default="1" w:styleId="TableNormal">
